--- a/信息可视化/Output/教案/教案_第7周_综合项目启动：文化_社会议题的数据调研.docx
+++ b/信息可视化/Output/教案/教案_第7周_综合项目启动：文化_社会议题的数据调研.docx
@@ -299,29 +299,6 @@
                 <w:kern w:val="0"/>
                 <w:sz w:val="24"/>
               </w:rPr>
-              <w:t xml:space="preserve">24数字媒体艺术影视班：第 7 周，周五1-5节</w:t>
-            </w:r>
-          </w:p>
-          <w:p>
-            <w:pPr>
-              <w:widowControl/>
-              <w:spacing w:before="40" w:after="40" w:line="400" w:lineRule="exact"/>
-              <w:ind w:left="57" w:firstLineChars="100" w:firstLine="240"/>
-              <w:jc w:val="center"/>
-              <w:rPr>
-                <w:rFonts w:ascii="FangSong_GB2312" w:eastAsia="FangSong_GB2312" w:hAnsi="FangSong_GB2312" w:cs="FangSong_GB2312"/>
-                <w:color w:val="333333"/>
-                <w:kern w:val="0"/>
-                <w:sz w:val="24"/>
-              </w:rPr>
-            </w:pPr>
-            <w:r>
-              <w:rPr>
-                <w:rFonts w:ascii="FangSong_GB2312" w:eastAsia="FangSong_GB2312" w:hAnsi="FangSong_GB2312" w:cs="FangSong_GB2312" w:hint="eastAsia"/>
-                <w:color w:val="333333"/>
-                <w:kern w:val="0"/>
-                <w:sz w:val="24"/>
-              </w:rPr>
               <w:t xml:space="preserve">24数字媒体艺术游戏班：第 17 周，周五2-5节</w:t>
             </w:r>
           </w:p>
@@ -961,7 +938,7 @@
                 <w:kern w:val="0"/>
                 <w:sz w:val="24"/>
               </w:rPr>
-              <w:t xml:space="preserve">必读书目：</w:t>
+              <w:t xml:space="preserve">课前指定阅读教材与章节：</w:t>
             </w:r>
           </w:p>
           <w:p>
@@ -985,7 +962,31 @@
                 <w:kern w:val="0"/>
                 <w:sz w:val="24"/>
               </w:rPr>
-              <w:t xml:space="preserve">郝亚维, 张博文：信息可视化设计[M]. 电子工业出版社, 2023.</w:t>
+              <w:t xml:space="preserve">《信息可视化设计》第六章 中国'十四五'期间'核心技术'信息可视化设计</w:t>
+            </w:r>
+          </w:p>
+          <w:p>
+            <w:pPr>
+              <w:widowControl/>
+              <w:spacing w:before="40" w:after="40" w:line="400" w:lineRule="exact"/>
+              <w:ind w:leftChars="50" w:left="105" w:rightChars="50" w:right="105" w:firstLineChars="200" w:firstLine="480"/>
+              <w:rPr>
+                <w:rFonts w:ascii="FangSong" w:eastAsia="FangSong" w:hAnsi="FangSong" w:cs="FangSong_GB2312"/>
+                <w:bCs/>
+                <w:color w:val="333333"/>
+                <w:kern w:val="0"/>
+                <w:sz w:val="24"/>
+              </w:rPr>
+            </w:pPr>
+            <w:r>
+              <w:rPr>
+                <w:rFonts w:ascii="FangSong" w:eastAsia="FangSong" w:hAnsi="FangSong" w:cs="FangSong_GB2312" w:hint="eastAsia"/>
+                <w:bCs/>
+                <w:color w:val="333333"/>
+                <w:kern w:val="0"/>
+                <w:sz w:val="24"/>
+              </w:rPr>
+              <w:t xml:space="preserve">Munzner Ch4 分析：验证的四个层次</w:t>
             </w:r>
           </w:p>
         </w:tc>

--- a/信息可视化/Output/教案/教案_第7周_综合项目启动：文化_社会议题的数据调研.docx
+++ b/信息可视化/Output/教案/教案_第7周_综合项目启动：文化_社会议题的数据调研.docx
@@ -36,8 +36,8 @@
       </w:tblPr>
       <w:tblGrid>
         <w:gridCol w:w="1246"/>
-        <w:gridCol w:w="3894"/>
-        <w:gridCol w:w="3810"/>
+        <w:gridCol w:w="1740"/>
+        <w:gridCol w:w="5964"/>
       </w:tblGrid>
       <w:tr>
         <w:trPr>
@@ -66,15 +66,15 @@
               <w:jc w:val="center"/>
               <w:rPr>
                 <w:rFonts w:ascii="FangSong_GB2312" w:eastAsia="FangSong_GB2312" w:hAnsi="FangSong_GB2312" w:cs="FangSong_GB2312"/>
-                <w:color w:val="333333"/>
-                <w:kern w:val="0"/>
-                <w:sz w:val="24"/>
-              </w:rPr>
-            </w:pPr>
-            <w:r>
-              <w:rPr>
-                <w:rFonts w:ascii="FangSong_GB2312" w:eastAsia="FangSong_GB2312" w:hAnsi="FangSong_GB2312" w:cs="FangSong_GB2312" w:hint="eastAsia"/>
-                <w:color w:val="FF0000"/>
+                <w:color w:val="000000"/>
+                <w:kern w:val="0"/>
+                <w:sz w:val="24"/>
+              </w:rPr>
+            </w:pPr>
+            <w:r>
+              <w:rPr>
+                <w:rFonts w:ascii="FangSong_GB2312" w:eastAsia="FangSong_GB2312" w:hAnsi="FangSong_GB2312" w:cs="FangSong_GB2312" w:hint="eastAsia"/>
+                <w:color w:val="000000"/>
                 <w:kern w:val="0"/>
                 <w:sz w:val="24"/>
               </w:rPr>
@@ -106,15 +106,15 @@
               <w:jc w:val="center"/>
               <w:rPr>
                 <w:rFonts w:ascii="FangSong_GB2312" w:eastAsia="FangSong_GB2312" w:hAnsi="FangSong_GB2312" w:cs="FangSong_GB2312"/>
-                <w:color w:val="333333"/>
-                <w:kern w:val="0"/>
-                <w:sz w:val="24"/>
-              </w:rPr>
-            </w:pPr>
-            <w:r>
-              <w:rPr>
-                <w:rFonts w:ascii="FangSong_GB2312" w:eastAsia="FangSong_GB2312" w:hAnsi="FangSong_GB2312" w:cs="FangSong_GB2312" w:hint="eastAsia"/>
-                <w:color w:val="FF0000"/>
+                <w:color w:val="000000"/>
+                <w:kern w:val="0"/>
+                <w:sz w:val="24"/>
+              </w:rPr>
+            </w:pPr>
+            <w:r>
+              <w:rPr>
+                <w:rFonts w:ascii="FangSong_GB2312" w:eastAsia="FangSong_GB2312" w:hAnsi="FangSong_GB2312" w:cs="FangSong_GB2312" w:hint="eastAsia"/>
+                <w:color w:val="000000"/>
                 <w:kern w:val="0"/>
                 <w:sz w:val="24"/>
               </w:rPr>
@@ -150,15 +150,15 @@
               <w:jc w:val="center"/>
               <w:rPr>
                 <w:rFonts w:ascii="FangSong_GB2312" w:eastAsia="FangSong_GB2312" w:hAnsi="FangSong_GB2312" w:cs="FangSong_GB2312"/>
-                <w:color w:val="333333"/>
-                <w:kern w:val="0"/>
-                <w:sz w:val="24"/>
-              </w:rPr>
-            </w:pPr>
-            <w:r>
-              <w:rPr>
-                <w:rFonts w:ascii="FangSong_GB2312" w:eastAsia="FangSong_GB2312" w:hAnsi="FangSong_GB2312" w:cs="FangSong_GB2312" w:hint="eastAsia"/>
-                <w:color w:val="FF0000"/>
+                <w:color w:val="000000"/>
+                <w:kern w:val="0"/>
+                <w:sz w:val="24"/>
+              </w:rPr>
+            </w:pPr>
+            <w:r>
+              <w:rPr>
+                <w:rFonts w:ascii="FangSong_GB2312" w:eastAsia="FangSong_GB2312" w:hAnsi="FangSong_GB2312" w:cs="FangSong_GB2312" w:hint="eastAsia"/>
+                <w:color w:val="000000"/>
                 <w:kern w:val="0"/>
                 <w:sz w:val="24"/>
               </w:rPr>
@@ -190,15 +190,15 @@
               <w:jc w:val="center"/>
               <w:rPr>
                 <w:rFonts w:ascii="FangSong_GB2312" w:eastAsia="FangSong_GB2312" w:hAnsi="FangSong_GB2312" w:cs="FangSong_GB2312"/>
-                <w:color w:val="333333"/>
-                <w:kern w:val="0"/>
-                <w:sz w:val="24"/>
-              </w:rPr>
-            </w:pPr>
-            <w:r>
-              <w:rPr>
-                <w:rFonts w:ascii="FangSong_GB2312" w:eastAsia="FangSong_GB2312" w:hAnsi="FangSong_GB2312" w:cs="FangSong_GB2312" w:hint="eastAsia"/>
-                <w:color w:val="FF0000"/>
+                <w:color w:val="000000"/>
+                <w:kern w:val="0"/>
+                <w:sz w:val="24"/>
+              </w:rPr>
+            </w:pPr>
+            <w:r>
+              <w:rPr>
+                <w:rFonts w:ascii="FangSong_GB2312" w:eastAsia="FangSong_GB2312" w:hAnsi="FangSong_GB2312" w:cs="FangSong_GB2312" w:hint="eastAsia"/>
+                <w:color w:val="000000"/>
                 <w:kern w:val="0"/>
                 <w:sz w:val="24"/>
               </w:rPr>
@@ -1128,7 +1128,7 @@
         </w:tc>
         <w:tc>
           <w:tcPr>
-            <w:tcW w:w="3894" w:type="dxa"/>
+            <w:tcW w:w="1740" w:type="dxa"/>
             <w:tcBorders>
               <w:top w:val="single" w:sz="4" w:space="0" w:color="auto"/>
               <w:left w:val="single" w:sz="4" w:space="0" w:color="auto"/>
@@ -1163,7 +1163,7 @@
         </w:tc>
         <w:tc>
           <w:tcPr>
-            <w:tcW w:w="3810" w:type="dxa"/>
+            <w:tcW w:w="5964" w:type="dxa"/>
             <w:tcBorders>
               <w:top w:val="single" w:sz="4" w:space="0" w:color="auto"/>
               <w:left w:val="single" w:sz="4" w:space="0" w:color="auto"/>
@@ -1223,7 +1223,7 @@
         </w:tc>
         <w:tc>
           <w:tcPr>
-            <w:tcW w:w="3894" w:type="dxa"/>
+            <w:tcW w:w="1740" w:type="dxa"/>
             <w:tcBorders>
               <w:top w:val="single" w:sz="4" w:space="0" w:color="auto"/>
               <w:left w:val="single" w:sz="4" w:space="0" w:color="auto"/>
@@ -1258,7 +1258,7 @@
         </w:tc>
         <w:tc>
           <w:tcPr>
-            <w:tcW w:w="3810" w:type="dxa"/>
+            <w:tcW w:w="5964" w:type="dxa"/>
             <w:tcBorders>
               <w:top w:val="single" w:sz="4" w:space="0" w:color="auto"/>
               <w:left w:val="single" w:sz="4" w:space="0" w:color="auto"/>
@@ -1288,7 +1288,47 @@
                 <w:kern w:val="0"/>
                 <w:sz w:val="24"/>
               </w:rPr>
-              <w:t xml:space="preserve">【教学组织】回顾 W01-W06 全链路技术栈，梳理项目所需的完整知识图谱</w:t>
+              <w:t xml:space="preserve">【教学组织】【上次课知识回顾】</w:t>
+            </w:r>
+          </w:p>
+          <w:p>
+            <w:pPr>
+              <w:widowControl/>
+              <w:spacing w:line="400" w:lineRule="exact"/>
+              <w:jc w:val="left"/>
+              <w:rPr>
+                <w:rFonts w:ascii="FangSong_GB2312" w:eastAsia="FangSong_GB2312" w:hAnsi="FangSong_GB2312" w:cs="FangSong_GB2312"/>
+                <w:kern w:val="0"/>
+                <w:sz w:val="24"/>
+              </w:rPr>
+            </w:pPr>
+            <w:r>
+              <w:rPr>
+                <w:rFonts w:ascii="FangSong_GB2312" w:eastAsia="FangSong_GB2312" w:hAnsi="FangSong_GB2312" w:cs="FangSong_GB2312" w:hint="eastAsia"/>
+                <w:kern w:val="0"/>
+                <w:sz w:val="24"/>
+              </w:rPr>
+              <w:t xml:space="preserve">1. 回顾 W01-W06 全链路技术栈，梳理项目所需的完整知识图谱</w:t>
+            </w:r>
+          </w:p>
+          <w:p>
+            <w:pPr>
+              <w:widowControl/>
+              <w:spacing w:line="400" w:lineRule="exact"/>
+              <w:jc w:val="left"/>
+              <w:rPr>
+                <w:rFonts w:ascii="FangSong_GB2312" w:eastAsia="FangSong_GB2312" w:hAnsi="FangSong_GB2312" w:cs="FangSong_GB2312"/>
+                <w:kern w:val="0"/>
+                <w:sz w:val="24"/>
+              </w:rPr>
+            </w:pPr>
+            <w:r>
+              <w:rPr>
+                <w:rFonts w:ascii="FangSong_GB2312" w:eastAsia="FangSong_GB2312" w:hAnsi="FangSong_GB2312" w:cs="FangSong_GB2312" w:hint="eastAsia"/>
+                <w:kern w:val="0"/>
+                <w:sz w:val="24"/>
+              </w:rPr>
+              <w:t xml:space="preserve">2. 检查学生对前置知识的掌握情况，建立新旧知识的逻辑桥梁。</w:t>
             </w:r>
           </w:p>
           <w:p>
@@ -1379,7 +1419,7 @@
         </w:tc>
         <w:tc>
           <w:tcPr>
-            <w:tcW w:w="3894" w:type="dxa"/>
+            <w:tcW w:w="1740" w:type="dxa"/>
             <w:tcBorders>
               <w:top w:val="single" w:sz="4" w:space="0" w:color="auto"/>
               <w:left w:val="single" w:sz="4" w:space="0" w:color="auto"/>
@@ -1415,7 +1455,7 @@
         </w:tc>
         <w:tc>
           <w:tcPr>
-            <w:tcW w:w="3810" w:type="dxa"/>
+            <w:tcW w:w="5964" w:type="dxa"/>
             <w:tcBorders>
               <w:top w:val="single" w:sz="4" w:space="0" w:color="auto"/>
               <w:left w:val="single" w:sz="4" w:space="0" w:color="auto"/>
@@ -1445,7 +1485,67 @@
                 <w:kern w:val="0"/>
                 <w:sz w:val="24"/>
               </w:rPr>
-              <w:t xml:space="preserve">【教学组织】从宏大社会议题（文化保护/生态/不平等）引入项目选题方法论</w:t>
+              <w:t xml:space="preserve">【教学组织】【课程情境导入】</w:t>
+            </w:r>
+          </w:p>
+          <w:p>
+            <w:pPr>
+              <w:widowControl/>
+              <w:spacing w:line="400" w:lineRule="exact"/>
+              <w:jc w:val="left"/>
+              <w:rPr>
+                <w:rFonts w:ascii="FangSong_GB2312" w:eastAsia="FangSong_GB2312" w:hAnsi="FangSong_GB2312" w:cs="FangSong_GB2312"/>
+                <w:kern w:val="0"/>
+                <w:sz w:val="24"/>
+              </w:rPr>
+            </w:pPr>
+            <w:r>
+              <w:rPr>
+                <w:rFonts w:ascii="FangSong_GB2312" w:eastAsia="FangSong_GB2312" w:hAnsi="FangSong_GB2312" w:cs="FangSong_GB2312" w:hint="eastAsia"/>
+                <w:kern w:val="0"/>
+                <w:sz w:val="24"/>
+              </w:rPr>
+              <w:t xml:space="preserve">1. 从宏大社会议题（文化保护/生态/不平等）引入项目选题方法论</w:t>
+            </w:r>
+          </w:p>
+          <w:p>
+            <w:pPr>
+              <w:widowControl/>
+              <w:spacing w:line="400" w:lineRule="exact"/>
+              <w:jc w:val="left"/>
+              <w:rPr>
+                <w:rFonts w:ascii="FangSong_GB2312" w:eastAsia="FangSong_GB2312" w:hAnsi="FangSong_GB2312" w:cs="FangSong_GB2312"/>
+                <w:kern w:val="0"/>
+                <w:sz w:val="24"/>
+              </w:rPr>
+            </w:pPr>
+            <w:r>
+              <w:rPr>
+                <w:rFonts w:ascii="FangSong_GB2312" w:eastAsia="FangSong_GB2312" w:hAnsi="FangSong_GB2312" w:cs="FangSong_GB2312" w:hint="eastAsia"/>
+                <w:kern w:val="0"/>
+                <w:sz w:val="24"/>
+              </w:rPr>
+              <w:t xml:space="preserve">2. 明确本节课核心聚焦点：运用嵌套模型 (Nested Model) 系统验证可视化设计决策</w:t>
+            </w:r>
+          </w:p>
+          <w:p>
+            <w:pPr>
+              <w:widowControl/>
+              <w:spacing w:line="400" w:lineRule="exact"/>
+              <w:jc w:val="left"/>
+              <w:rPr>
+                <w:rFonts w:ascii="FangSong_GB2312" w:eastAsia="FangSong_GB2312" w:hAnsi="FangSong_GB2312" w:cs="FangSong_GB2312"/>
+                <w:kern w:val="0"/>
+                <w:sz w:val="24"/>
+              </w:rPr>
+            </w:pPr>
+            <w:r>
+              <w:rPr>
+                <w:rFonts w:ascii="FangSong_GB2312" w:eastAsia="FangSong_GB2312" w:hAnsi="FangSong_GB2312" w:cs="FangSong_GB2312" w:hint="eastAsia"/>
+                <w:kern w:val="0"/>
+                <w:sz w:val="24"/>
+              </w:rPr>
+              <w:t xml:space="preserve">3. 激发学生学习动机与探索兴趣。</w:t>
             </w:r>
           </w:p>
           <w:p>
@@ -1536,7 +1636,7 @@
         </w:tc>
         <w:tc>
           <w:tcPr>
-            <w:tcW w:w="3894" w:type="dxa"/>
+            <w:tcW w:w="1740" w:type="dxa"/>
             <w:tcBorders>
               <w:top w:val="single" w:sz="4" w:space="0" w:color="auto"/>
               <w:left w:val="single" w:sz="4" w:space="0" w:color="auto"/>
@@ -1565,13 +1665,21 @@
                 <w:kern w:val="0"/>
                 <w:sz w:val="24"/>
               </w:rPr>
-              <w:t>新课讲授</w:t>
-            </w:r>
-          </w:p>
-        </w:tc>
-        <w:tc>
-          <w:tcPr>
-            <w:tcW w:w="3810" w:type="dxa"/>
+              <w:t>新课</w:t>
+            </w:r>
+            <w:r>
+              <w:rPr>
+                <w:rFonts w:ascii="FangSong_GB2312" w:eastAsia="FangSong_GB2312" w:hAnsi="FangSong_GB2312" w:cs="FangSong_GB2312" w:hint="eastAsia"/>
+                <w:kern w:val="0"/>
+                <w:sz w:val="24"/>
+              </w:rPr>
+              <w:t>演示</w:t>
+            </w:r>
+          </w:p>
+        </w:tc>
+        <w:tc>
+          <w:tcPr>
+            <w:tcW w:w="5964" w:type="dxa"/>
             <w:tcBorders>
               <w:top w:val="single" w:sz="4" w:space="0" w:color="auto"/>
               <w:left w:val="single" w:sz="4" w:space="0" w:color="auto"/>
@@ -1601,7 +1709,87 @@
                 <w:kern w:val="0"/>
                 <w:sz w:val="24"/>
               </w:rPr>
-              <w:t xml:space="preserve">【教学组织】嵌套模型的级联验证、社会议题数据工程策略、Prompt 工程的架构解体法</w:t>
+              <w:t xml:space="preserve">【教学组织】【核心理论与技能解析】</w:t>
+            </w:r>
+          </w:p>
+          <w:p>
+            <w:pPr>
+              <w:widowControl/>
+              <w:spacing w:line="400" w:lineRule="exact"/>
+              <w:jc w:val="left"/>
+              <w:rPr>
+                <w:rFonts w:ascii="FangSong_GB2312" w:eastAsia="FangSong_GB2312" w:hAnsi="FangSong_GB2312" w:cs="FangSong_GB2312"/>
+                <w:kern w:val="0"/>
+                <w:sz w:val="24"/>
+              </w:rPr>
+            </w:pPr>
+            <w:r>
+              <w:rPr>
+                <w:rFonts w:ascii="FangSong_GB2312" w:eastAsia="FangSong_GB2312" w:hAnsi="FangSong_GB2312" w:cs="FangSong_GB2312" w:hint="eastAsia"/>
+                <w:kern w:val="0"/>
+                <w:sz w:val="24"/>
+              </w:rPr>
+              <w:t xml:space="preserve">1. 授课主线：嵌套模型的级联验证、社会议题数据工程策略、Prompt 工程的架构解体法</w:t>
+            </w:r>
+          </w:p>
+          <w:p>
+            <w:pPr>
+              <w:widowControl/>
+              <w:spacing w:line="400" w:lineRule="exact"/>
+              <w:jc w:val="left"/>
+              <w:rPr>
+                <w:rFonts w:ascii="FangSong_GB2312" w:eastAsia="FangSong_GB2312" w:hAnsi="FangSong_GB2312" w:cs="FangSong_GB2312"/>
+                <w:kern w:val="0"/>
+                <w:sz w:val="24"/>
+              </w:rPr>
+            </w:pPr>
+            <w:r>
+              <w:rPr>
+                <w:rFonts w:ascii="FangSong_GB2312" w:eastAsia="FangSong_GB2312" w:hAnsi="FangSong_GB2312" w:cs="FangSong_GB2312" w:hint="eastAsia"/>
+                <w:kern w:val="0"/>
+                <w:sz w:val="24"/>
+              </w:rPr>
+              <w:t xml:space="preserve">2. 知识点拆解：7.1 洞察与共鸣：从宏大议题到人文关怀的原型设计</w:t>
+            </w:r>
+          </w:p>
+          <w:p>
+            <w:pPr>
+              <w:widowControl/>
+              <w:spacing w:line="400" w:lineRule="exact"/>
+              <w:jc w:val="left"/>
+              <w:rPr>
+                <w:rFonts w:ascii="FangSong_GB2312" w:eastAsia="FangSong_GB2312" w:hAnsi="FangSong_GB2312" w:cs="FangSong_GB2312"/>
+                <w:kern w:val="0"/>
+                <w:sz w:val="24"/>
+              </w:rPr>
+            </w:pPr>
+            <w:r>
+              <w:rPr>
+                <w:rFonts w:ascii="FangSong_GB2312" w:eastAsia="FangSong_GB2312" w:hAnsi="FangSong_GB2312" w:cs="FangSong_GB2312" w:hint="eastAsia"/>
+                <w:kern w:val="0"/>
+                <w:sz w:val="24"/>
+              </w:rPr>
+              <w:t xml:space="preserve">3. 重难点突破：针对“如何从宏大的社会议题中提炼出具有数据支撑和人文关怀的可视化切入点”，采用案例剖析策略。</w:t>
+            </w:r>
+          </w:p>
+          <w:p>
+            <w:pPr>
+              <w:widowControl/>
+              <w:spacing w:line="400" w:lineRule="exact"/>
+              <w:jc w:val="left"/>
+              <w:rPr>
+                <w:rFonts w:ascii="FangSong_GB2312" w:eastAsia="FangSong_GB2312" w:hAnsi="FangSong_GB2312" w:cs="FangSong_GB2312"/>
+                <w:kern w:val="0"/>
+                <w:sz w:val="24"/>
+              </w:rPr>
+            </w:pPr>
+            <w:r>
+              <w:rPr>
+                <w:rFonts w:ascii="FangSong_GB2312" w:eastAsia="FangSong_GB2312" w:hAnsi="FangSong_GB2312" w:cs="FangSong_GB2312" w:hint="eastAsia"/>
+                <w:kern w:val="0"/>
+                <w:sz w:val="24"/>
+              </w:rPr>
+              <w:t xml:space="preserve">4. 支撑目标：学习《信息可视化设计》第六章中关于社会焦点案例的整合信息设计</w:t>
             </w:r>
           </w:p>
           <w:p>
@@ -1721,7 +1909,7 @@
         </w:tc>
         <w:tc>
           <w:tcPr>
-            <w:tcW w:w="3894" w:type="dxa"/>
+            <w:tcW w:w="1740" w:type="dxa"/>
             <w:tcBorders>
               <w:top w:val="single" w:sz="4" w:space="0" w:color="auto"/>
               <w:left w:val="single" w:sz="4" w:space="0" w:color="auto"/>
@@ -1742,7 +1930,7 @@
                 <w:rFonts w:ascii="FangSong_GB2312" w:eastAsia="FangSong_GB2312" w:hAnsi="FangSong_GB2312" w:cs="FangSong_GB2312"/>
                 <w:b/>
                 <w:bCs/>
-                <w:color w:val="FF0000"/>
+                <w:color w:val="000000"/>
                 <w:kern w:val="0"/>
                 <w:sz w:val="24"/>
               </w:rPr>
@@ -1752,7 +1940,7 @@
                 <w:rFonts w:ascii="FangSong_GB2312" w:eastAsia="FangSong_GB2312" w:hAnsi="FangSong_GB2312" w:cs="FangSong_GB2312" w:hint="eastAsia"/>
                 <w:b/>
                 <w:bCs/>
-                <w:color w:val="FF0000"/>
+                <w:color w:val="000000"/>
                 <w:kern w:val="0"/>
                 <w:sz w:val="24"/>
               </w:rPr>
@@ -1762,7 +1950,7 @@
         </w:tc>
         <w:tc>
           <w:tcPr>
-            <w:tcW w:w="3810" w:type="dxa"/>
+            <w:tcW w:w="5964" w:type="dxa"/>
             <w:tcBorders>
               <w:top w:val="single" w:sz="4" w:space="0" w:color="auto"/>
               <w:left w:val="single" w:sz="4" w:space="0" w:color="auto"/>
@@ -1782,33 +1970,103 @@
               <w:jc w:val="left"/>
               <w:rPr>
                 <w:rFonts w:ascii="FangSong_GB2312" w:eastAsia="FangSong_GB2312" w:hAnsi="FangSong_GB2312" w:cs="FangSong_GB2312"/>
-                <w:kern w:val="0"/>
-                <w:sz w:val="24"/>
-              </w:rPr>
-            </w:pPr>
-            <w:r>
-              <w:rPr>
-                <w:rFonts w:ascii="FangSong_GB2312" w:eastAsia="FangSong_GB2312" w:hAnsi="FangSong_GB2312" w:cs="FangSong_GB2312" w:hint="eastAsia"/>
-                <w:kern w:val="0"/>
-                <w:sz w:val="24"/>
-              </w:rPr>
-              <w:t xml:space="preserve">【教学组织】议题调研 + 逻辑推演文档撰写 + 低保真交互设计 Critique 互评</w:t>
-            </w:r>
-          </w:p>
-          <w:p>
-            <w:pPr>
-              <w:widowControl/>
-              <w:spacing w:line="400" w:lineRule="exact"/>
-              <w:jc w:val="left"/>
-              <w:rPr>
-                <w:rFonts w:ascii="FangSong_GB2312" w:eastAsia="FangSong_GB2312" w:hAnsi="FangSong_GB2312" w:cs="FangSong_GB2312"/>
-                <w:kern w:val="0"/>
-                <w:sz w:val="24"/>
-              </w:rPr>
-            </w:pPr>
-            <w:r>
-              <w:rPr>
-                <w:rFonts w:ascii="FangSong_GB2312" w:eastAsia="FangSong_GB2312" w:hAnsi="FangSong_GB2312" w:cs="FangSong_GB2312" w:hint="eastAsia"/>
+                <w:color w:val="000000"/>
+                <w:kern w:val="0"/>
+                <w:sz w:val="24"/>
+              </w:rPr>
+            </w:pPr>
+            <w:r>
+              <w:rPr>
+                <w:rFonts w:ascii="FangSong_GB2312" w:eastAsia="FangSong_GB2312" w:hAnsi="FangSong_GB2312" w:cs="FangSong_GB2312" w:hint="eastAsia"/>
+                <w:color w:val="000000"/>
+                <w:kern w:val="0"/>
+                <w:sz w:val="24"/>
+              </w:rPr>
+              <w:t xml:space="preserve">【教学组织】【课堂实践与操作训练】</w:t>
+            </w:r>
+          </w:p>
+          <w:p>
+            <w:pPr>
+              <w:widowControl/>
+              <w:spacing w:line="400" w:lineRule="exact"/>
+              <w:jc w:val="left"/>
+              <w:rPr>
+                <w:rFonts w:ascii="FangSong_GB2312" w:eastAsia="FangSong_GB2312" w:hAnsi="FangSong_GB2312" w:cs="FangSong_GB2312"/>
+                <w:color w:val="000000"/>
+                <w:kern w:val="0"/>
+                <w:sz w:val="24"/>
+              </w:rPr>
+            </w:pPr>
+            <w:r>
+              <w:rPr>
+                <w:rFonts w:ascii="FangSong_GB2312" w:eastAsia="FangSong_GB2312" w:hAnsi="FangSong_GB2312" w:cs="FangSong_GB2312" w:hint="eastAsia"/>
+                <w:color w:val="000000"/>
+                <w:kern w:val="0"/>
+                <w:sz w:val="24"/>
+              </w:rPr>
+              <w:t xml:space="preserve">1. 实践任务指导：议题调研 + 逻辑推演文档撰写 + 低保真交互设计 Critique 互评</w:t>
+            </w:r>
+          </w:p>
+          <w:p>
+            <w:pPr>
+              <w:widowControl/>
+              <w:spacing w:line="400" w:lineRule="exact"/>
+              <w:jc w:val="left"/>
+              <w:rPr>
+                <w:rFonts w:ascii="FangSong_GB2312" w:eastAsia="FangSong_GB2312" w:hAnsi="FangSong_GB2312" w:cs="FangSong_GB2312"/>
+                <w:color w:val="000000"/>
+                <w:kern w:val="0"/>
+                <w:sz w:val="24"/>
+              </w:rPr>
+            </w:pPr>
+            <w:r>
+              <w:rPr>
+                <w:rFonts w:ascii="FangSong_GB2312" w:eastAsia="FangSong_GB2312" w:hAnsi="FangSong_GB2312" w:cs="FangSong_GB2312" w:hint="eastAsia"/>
+                <w:color w:val="000000"/>
+                <w:kern w:val="0"/>
+                <w:sz w:val="24"/>
+              </w:rPr>
+              <w:t xml:space="preserve">2. 核心任务目标：完成综合项目的自然语言逻辑推演文档，包含议题选择、嵌套模型验证、数据源清洗策略、Prompt 工程架构，并进行小组互评。</w:t>
+            </w:r>
+          </w:p>
+          <w:p>
+            <w:pPr>
+              <w:widowControl/>
+              <w:spacing w:line="400" w:lineRule="exact"/>
+              <w:jc w:val="left"/>
+              <w:rPr>
+                <w:rFonts w:ascii="FangSong_GB2312" w:eastAsia="FangSong_GB2312" w:hAnsi="FangSong_GB2312" w:cs="FangSong_GB2312"/>
+                <w:color w:val="000000"/>
+                <w:kern w:val="0"/>
+                <w:sz w:val="24"/>
+              </w:rPr>
+            </w:pPr>
+            <w:r>
+              <w:rPr>
+                <w:rFonts w:ascii="FangSong_GB2312" w:eastAsia="FangSong_GB2312" w:hAnsi="FangSong_GB2312" w:cs="FangSong_GB2312" w:hint="eastAsia"/>
+                <w:color w:val="000000"/>
+                <w:kern w:val="0"/>
+                <w:sz w:val="24"/>
+              </w:rPr>
+              <w:t xml:space="preserve">3. 教师巡回指导，及时发现并纠正学生实践中的认知偏差。</w:t>
+            </w:r>
+          </w:p>
+          <w:p>
+            <w:pPr>
+              <w:widowControl/>
+              <w:spacing w:line="400" w:lineRule="exact"/>
+              <w:jc w:val="left"/>
+              <w:rPr>
+                <w:rFonts w:ascii="FangSong_GB2312" w:eastAsia="FangSong_GB2312" w:hAnsi="FangSong_GB2312" w:cs="FangSong_GB2312"/>
+                <w:color w:val="000000"/>
+                <w:kern w:val="0"/>
+                <w:sz w:val="24"/>
+              </w:rPr>
+            </w:pPr>
+            <w:r>
+              <w:rPr>
+                <w:rFonts w:ascii="FangSong_GB2312" w:eastAsia="FangSong_GB2312" w:hAnsi="FangSong_GB2312" w:cs="FangSong_GB2312" w:hint="eastAsia"/>
+                <w:color w:val="000000"/>
                 <w:kern w:val="0"/>
                 <w:sz w:val="24"/>
               </w:rPr>
@@ -1822,13 +2080,15 @@
               <w:jc w:val="left"/>
               <w:rPr>
                 <w:rFonts w:ascii="FangSong_GB2312" w:eastAsia="FangSong_GB2312" w:hAnsi="FangSong_GB2312" w:cs="FangSong_GB2312"/>
-                <w:kern w:val="0"/>
-                <w:sz w:val="24"/>
-              </w:rPr>
-            </w:pPr>
-            <w:r>
-              <w:rPr>
-                <w:rFonts w:ascii="FangSong_GB2312" w:eastAsia="FangSong_GB2312" w:hAnsi="FangSong_GB2312" w:cs="FangSong_GB2312" w:hint="eastAsia"/>
+                <w:color w:val="000000"/>
+                <w:kern w:val="0"/>
+                <w:sz w:val="24"/>
+              </w:rPr>
+            </w:pPr>
+            <w:r>
+              <w:rPr>
+                <w:rFonts w:ascii="FangSong_GB2312" w:eastAsia="FangSong_GB2312" w:hAnsi="FangSong_GB2312" w:cs="FangSong_GB2312" w:hint="eastAsia"/>
+                <w:color w:val="000000"/>
                 <w:kern w:val="0"/>
                 <w:sz w:val="24"/>
               </w:rPr>
@@ -1842,13 +2102,15 @@
               <w:jc w:val="left"/>
               <w:rPr>
                 <w:rFonts w:ascii="FangSong_GB2312" w:eastAsia="FangSong_GB2312" w:hAnsi="FangSong_GB2312" w:cs="FangSong_GB2312"/>
-                <w:kern w:val="0"/>
-                <w:sz w:val="24"/>
-              </w:rPr>
-            </w:pPr>
-            <w:r>
-              <w:rPr>
-                <w:rFonts w:ascii="FangSong_GB2312" w:eastAsia="FangSong_GB2312" w:hAnsi="FangSong_GB2312" w:cs="FangSong_GB2312" w:hint="eastAsia"/>
+                <w:color w:val="000000"/>
+                <w:kern w:val="0"/>
+                <w:sz w:val="24"/>
+              </w:rPr>
+            </w:pPr>
+            <w:r>
+              <w:rPr>
+                <w:rFonts w:ascii="FangSong_GB2312" w:eastAsia="FangSong_GB2312" w:hAnsi="FangSong_GB2312" w:cs="FangSong_GB2312" w:hint="eastAsia"/>
+                <w:color w:val="000000"/>
                 <w:kern w:val="0"/>
                 <w:sz w:val="24"/>
               </w:rPr>
@@ -1891,7 +2153,7 @@
         </w:tc>
         <w:tc>
           <w:tcPr>
-            <w:tcW w:w="3894" w:type="dxa"/>
+            <w:tcW w:w="1740" w:type="dxa"/>
             <w:tcBorders>
               <w:top w:val="single" w:sz="4" w:space="0" w:color="auto"/>
               <w:left w:val="single" w:sz="4" w:space="0" w:color="auto"/>
@@ -1912,7 +2174,7 @@
                 <w:rFonts w:ascii="FangSong_GB2312" w:eastAsia="FangSong_GB2312" w:hAnsi="FangSong_GB2312" w:cs="FangSong_GB2312"/>
                 <w:b/>
                 <w:bCs/>
-                <w:color w:val="FF0000"/>
+                <w:color w:val="000000"/>
                 <w:kern w:val="0"/>
                 <w:sz w:val="24"/>
               </w:rPr>
@@ -1922,7 +2184,7 @@
                 <w:rFonts w:ascii="FangSong_GB2312" w:eastAsia="FangSong_GB2312" w:hAnsi="FangSong_GB2312" w:cs="FangSong_GB2312" w:hint="eastAsia"/>
                 <w:b/>
                 <w:bCs/>
-                <w:color w:val="FF0000"/>
+                <w:color w:val="000000"/>
                 <w:kern w:val="0"/>
                 <w:sz w:val="24"/>
               </w:rPr>
@@ -1932,7 +2194,7 @@
         </w:tc>
         <w:tc>
           <w:tcPr>
-            <w:tcW w:w="3810" w:type="dxa"/>
+            <w:tcW w:w="5964" w:type="dxa"/>
             <w:tcBorders>
               <w:top w:val="single" w:sz="4" w:space="0" w:color="auto"/>
               <w:left w:val="single" w:sz="4" w:space="0" w:color="auto"/>
@@ -1952,33 +2214,103 @@
               <w:jc w:val="left"/>
               <w:rPr>
                 <w:rFonts w:ascii="FangSong_GB2312" w:eastAsia="FangSong_GB2312" w:hAnsi="FangSong_GB2312" w:cs="FangSong_GB2312"/>
-                <w:kern w:val="0"/>
-                <w:sz w:val="24"/>
-              </w:rPr>
-            </w:pPr>
-            <w:r>
-              <w:rPr>
-                <w:rFonts w:ascii="FangSong_GB2312" w:eastAsia="FangSong_GB2312" w:hAnsi="FangSong_GB2312" w:cs="FangSong_GB2312" w:hint="eastAsia"/>
-                <w:kern w:val="0"/>
-                <w:sz w:val="24"/>
-              </w:rPr>
-              <w:t xml:space="preserve">【教学组织】总结项目设计思维，部署下周冲刺计划</w:t>
-            </w:r>
-          </w:p>
-          <w:p>
-            <w:pPr>
-              <w:widowControl/>
-              <w:spacing w:line="400" w:lineRule="exact"/>
-              <w:jc w:val="left"/>
-              <w:rPr>
-                <w:rFonts w:ascii="FangSong_GB2312" w:eastAsia="FangSong_GB2312" w:hAnsi="FangSong_GB2312" w:cs="FangSong_GB2312"/>
-                <w:kern w:val="0"/>
-                <w:sz w:val="24"/>
-              </w:rPr>
-            </w:pPr>
-            <w:r>
-              <w:rPr>
-                <w:rFonts w:ascii="FangSong_GB2312" w:eastAsia="FangSong_GB2312" w:hAnsi="FangSong_GB2312" w:cs="FangSong_GB2312" w:hint="eastAsia"/>
+                <w:color w:val="000000"/>
+                <w:kern w:val="0"/>
+                <w:sz w:val="24"/>
+              </w:rPr>
+            </w:pPr>
+            <w:r>
+              <w:rPr>
+                <w:rFonts w:ascii="FangSong_GB2312" w:eastAsia="FangSong_GB2312" w:hAnsi="FangSong_GB2312" w:cs="FangSong_GB2312" w:hint="eastAsia"/>
+                <w:color w:val="000000"/>
+                <w:kern w:val="0"/>
+                <w:sz w:val="24"/>
+              </w:rPr>
+              <w:t xml:space="preserve">【教学组织】【知识凝练与教学反思】</w:t>
+            </w:r>
+          </w:p>
+          <w:p>
+            <w:pPr>
+              <w:widowControl/>
+              <w:spacing w:line="400" w:lineRule="exact"/>
+              <w:jc w:val="left"/>
+              <w:rPr>
+                <w:rFonts w:ascii="FangSong_GB2312" w:eastAsia="FangSong_GB2312" w:hAnsi="FangSong_GB2312" w:cs="FangSong_GB2312"/>
+                <w:color w:val="000000"/>
+                <w:kern w:val="0"/>
+                <w:sz w:val="24"/>
+              </w:rPr>
+            </w:pPr>
+            <w:r>
+              <w:rPr>
+                <w:rFonts w:ascii="FangSong_GB2312" w:eastAsia="FangSong_GB2312" w:hAnsi="FangSong_GB2312" w:cs="FangSong_GB2312" w:hint="eastAsia"/>
+                <w:color w:val="000000"/>
+                <w:kern w:val="0"/>
+                <w:sz w:val="24"/>
+              </w:rPr>
+              <w:t xml:space="preserve">1. 归纳梳理：总结项目设计思维，部署下周冲刺计划</w:t>
+            </w:r>
+          </w:p>
+          <w:p>
+            <w:pPr>
+              <w:widowControl/>
+              <w:spacing w:line="400" w:lineRule="exact"/>
+              <w:jc w:val="left"/>
+              <w:rPr>
+                <w:rFonts w:ascii="FangSong_GB2312" w:eastAsia="FangSong_GB2312" w:hAnsi="FangSong_GB2312" w:cs="FangSong_GB2312"/>
+                <w:color w:val="000000"/>
+                <w:kern w:val="0"/>
+                <w:sz w:val="24"/>
+              </w:rPr>
+            </w:pPr>
+            <w:r>
+              <w:rPr>
+                <w:rFonts w:ascii="FangSong_GB2312" w:eastAsia="FangSong_GB2312" w:hAnsi="FangSong_GB2312" w:cs="FangSong_GB2312" w:hint="eastAsia"/>
+                <w:color w:val="000000"/>
+                <w:kern w:val="0"/>
+                <w:sz w:val="24"/>
+              </w:rPr>
+              <w:t xml:space="preserve">2. 强化记忆：系统性总结本节课核心知识点与技能框架。</w:t>
+            </w:r>
+          </w:p>
+          <w:p>
+            <w:pPr>
+              <w:widowControl/>
+              <w:spacing w:line="400" w:lineRule="exact"/>
+              <w:jc w:val="left"/>
+              <w:rPr>
+                <w:rFonts w:ascii="FangSong_GB2312" w:eastAsia="FangSong_GB2312" w:hAnsi="FangSong_GB2312" w:cs="FangSong_GB2312"/>
+                <w:color w:val="000000"/>
+                <w:kern w:val="0"/>
+                <w:sz w:val="24"/>
+              </w:rPr>
+            </w:pPr>
+            <w:r>
+              <w:rPr>
+                <w:rFonts w:ascii="FangSong_GB2312" w:eastAsia="FangSong_GB2312" w:hAnsi="FangSong_GB2312" w:cs="FangSong_GB2312" w:hint="eastAsia"/>
+                <w:color w:val="000000"/>
+                <w:kern w:val="0"/>
+                <w:sz w:val="24"/>
+              </w:rPr>
+              <w:t xml:space="preserve">3. 布置课后延伸思考与预习任务。</w:t>
+            </w:r>
+          </w:p>
+          <w:p>
+            <w:pPr>
+              <w:widowControl/>
+              <w:spacing w:line="400" w:lineRule="exact"/>
+              <w:jc w:val="left"/>
+              <w:rPr>
+                <w:rFonts w:ascii="FangSong_GB2312" w:eastAsia="FangSong_GB2312" w:hAnsi="FangSong_GB2312" w:cs="FangSong_GB2312"/>
+                <w:color w:val="000000"/>
+                <w:kern w:val="0"/>
+                <w:sz w:val="24"/>
+              </w:rPr>
+            </w:pPr>
+            <w:r>
+              <w:rPr>
+                <w:rFonts w:ascii="FangSong_GB2312" w:eastAsia="FangSong_GB2312" w:hAnsi="FangSong_GB2312" w:cs="FangSong_GB2312" w:hint="eastAsia"/>
+                <w:color w:val="000000"/>
                 <w:kern w:val="0"/>
                 <w:sz w:val="24"/>
               </w:rPr>
@@ -1992,13 +2324,15 @@
               <w:jc w:val="left"/>
               <w:rPr>
                 <w:rFonts w:ascii="FangSong_GB2312" w:eastAsia="FangSong_GB2312" w:hAnsi="FangSong_GB2312" w:cs="FangSong_GB2312"/>
-                <w:kern w:val="0"/>
-                <w:sz w:val="24"/>
-              </w:rPr>
-            </w:pPr>
-            <w:r>
-              <w:rPr>
-                <w:rFonts w:ascii="FangSong_GB2312" w:eastAsia="FangSong_GB2312" w:hAnsi="FangSong_GB2312" w:cs="FangSong_GB2312" w:hint="eastAsia"/>
+                <w:color w:val="000000"/>
+                <w:kern w:val="0"/>
+                <w:sz w:val="24"/>
+              </w:rPr>
+            </w:pPr>
+            <w:r>
+              <w:rPr>
+                <w:rFonts w:ascii="FangSong_GB2312" w:eastAsia="FangSong_GB2312" w:hAnsi="FangSong_GB2312" w:cs="FangSong_GB2312" w:hint="eastAsia"/>
+                <w:color w:val="000000"/>
                 <w:kern w:val="0"/>
                 <w:sz w:val="24"/>
               </w:rPr>
@@ -2071,15 +2405,15 @@
               <w:rPr>
                 <w:rFonts w:ascii="FangSong_GB2312" w:eastAsia="FangSong_GB2312" w:hAnsi="FangSong_GB2312" w:cs="FangSong_GB2312"/>
                 <w:bCs/>
-                <w:color w:val="333333"/>
-                <w:kern w:val="0"/>
-                <w:sz w:val="24"/>
-              </w:rPr>
-            </w:pPr>
-            <w:r>
-              <w:rPr>
-                <w:rFonts w:ascii="FangSong_GB2312" w:eastAsia="FangSong_GB2312" w:hAnsi="FangSong_GB2312" w:cs="FangSong_GB2312" w:hint="eastAsia"/>
-                <w:color w:val="FF0000"/>
+                <w:color w:val="000000"/>
+                <w:kern w:val="0"/>
+                <w:sz w:val="24"/>
+              </w:rPr>
+            </w:pPr>
+            <w:r>
+              <w:rPr>
+                <w:rFonts w:ascii="FangSong_GB2312" w:eastAsia="FangSong_GB2312" w:hAnsi="FangSong_GB2312" w:cs="FangSong_GB2312" w:hint="eastAsia"/>
+                <w:color w:val="000000"/>
                 <w:kern w:val="0"/>
                 <w:sz w:val="24"/>
               </w:rPr>
